--- a/generated_docs/สัญญาห้อง_A101.docx
+++ b/generated_docs/สัญญาห้อง_A101.docx
@@ -150,7 +150,7 @@
           <w:sz w:val="25"/>
           <w:szCs w:val="25"/>
         </w:rPr>
-        <w:t>05/03/2026</w:t>
+        <w:t>10/03/2026</w:t>
       </w:r>
     </w:p>
     <w:p>
@@ -279,7 +279,7 @@
           <w:cs/>
           <w:lang w:bidi="th-TH"/>
         </w:rPr>
-        <w:t>สมชาย</w:t>
+        <w:t xml:space="preserve">บีบี </w:t>
       </w:r>
       <w:r>
         <w:rPr>
@@ -287,7 +287,7 @@
           <w:sz w:val="25"/>
           <w:szCs w:val="25"/>
         </w:rPr>
-        <w:t xml:space="preserve"> ใจดี อายุ 30</w:t>
+        <w:t xml:space="preserve">อีอี อายุ 23 </w:t>
       </w:r>
       <w:r>
         <w:rPr>
@@ -297,7 +297,7 @@
           <w:cs/>
           <w:lang w:bidi="th-TH"/>
         </w:rPr>
-        <w:t xml:space="preserve"> ปี ที่อยู่</w:t>
+        <w:t xml:space="preserve">ปี ที่อยู่ </w:t>
       </w:r>
       <w:r>
         <w:rPr>
@@ -305,7 +305,7 @@
           <w:sz w:val="25"/>
           <w:szCs w:val="25"/>
         </w:rPr>
-        <w:t xml:space="preserve"> 99/1 ถนนสุขุมวิท</w:t>
+        <w:t>ถนน เเสนเเสบ เขตม</w:t>
       </w:r>
       <w:r>
         <w:rPr>
@@ -315,7 +315,10 @@
           <w:cs/>
           <w:lang w:bidi="th-TH"/>
         </w:rPr>
-        <w:t xml:space="preserve"> ถือบัตรประชาชนเลขที่</w:t>
+        <w:t>ีน กทม.</w:t>
+        <w:br/>
+        <w:br/>
+        <w:t xml:space="preserve">หมู่บ้านใจๆ </w:t>
       </w:r>
       <w:r>
         <w:rPr>
@@ -323,7 +326,7 @@
           <w:sz w:val="25"/>
           <w:szCs w:val="25"/>
         </w:rPr>
-        <w:t xml:space="preserve"> 12345678901</w:t>
+        <w:t>ถือบัตรประชา</w:t>
       </w:r>
       <w:r>
         <w:rPr>
@@ -333,7 +336,7 @@
           <w:cs/>
           <w:lang w:bidi="th-TH"/>
         </w:rPr>
-        <w:t>23 ออกเมื่อวันท</w:t>
+        <w:t>ชนเลขที่ 222222</w:t>
       </w:r>
       <w:r>
         <w:rPr>
@@ -341,7 +344,7 @@
           <w:sz w:val="25"/>
           <w:szCs w:val="25"/>
         </w:rPr>
-        <w:t>ี่ 10/05/1995 ซึ่งต่</w:t>
+        <w:t>2222222 ออกเมื่อวันท</w:t>
       </w:r>
       <w:r>
         <w:rPr>
@@ -351,7 +354,7 @@
           <w:cs/>
           <w:lang w:bidi="th-TH"/>
         </w:rPr>
-        <w:t>อไปในสัญญานี้เรียกว่า “ผู้เช</w:t>
+        <w:t>ี่ 10/03/2026 ซึ่งต่อไปในสัญ</w:t>
       </w:r>
       <w:r>
         <w:rPr>
@@ -359,7 +362,7 @@
           <w:sz w:val="25"/>
           <w:szCs w:val="25"/>
         </w:rPr>
-        <w:t>่</w:t>
+        <w:t>ญ</w:t>
       </w:r>
       <w:r>
         <w:rPr>
@@ -369,7 +372,7 @@
           <w:cs/>
           <w:lang w:bidi="th-TH"/>
         </w:rPr>
-        <w:t>า”   อี</w:t>
+        <w:t>านี้เรี</w:t>
       </w:r>
       <w:r>
         <w:rPr>
@@ -377,7 +380,7 @@
           <w:sz w:val="25"/>
           <w:szCs w:val="25"/>
         </w:rPr>
-        <w:t>กฝ่า</w:t>
+        <w:t>ยกว่</w:t>
       </w:r>
       <w:r>
         <w:rPr>
@@ -387,7 +390,7 @@
           <w:cs/>
           <w:lang w:bidi="th-TH"/>
         </w:rPr>
-        <w:t>ยหนึ่ง ทั้งสองฝ่ายตกลงทำสัญญากันดังมีข้อคามต่อไปนี้ คือ</w:t>
+        <w:t>า “ผู้เช่า”   อีกฝ่ายหนึ่ง ทั้งสองฝ่ายตกลงทำสัญญากันดังมีข้อค</w:t>
       </w:r>
     </w:p>
     <w:p>
@@ -434,7 +437,7 @@
           <w:sz w:val="25"/>
           <w:szCs w:val="25"/>
         </w:rPr>
-        <w:t>1 ชั้น 1 โ</w:t>
+        <w:t>A ชั้น 1 โ</w:t>
       </w:r>
       <w:r>
         <w:rPr>
@@ -486,7 +489,7 @@
           <w:sz w:val="25"/>
           <w:szCs w:val="25"/>
         </w:rPr>
-        <w:t>้งแต่วันที่ 22/03/</w:t>
+        <w:t>้งแต่วันที่ 07/04/</w:t>
       </w:r>
       <w:r>
         <w:rPr>
@@ -514,7 +517,7 @@
           <w:cs/>
           <w:lang w:bidi="th-TH"/>
         </w:rPr>
-        <w:t>าแก่ผู้ให้เช่าเป็นรายเดือนละ 4000.00 บาท (สี่พัน)มีก</w:t>
+        <w:t>าแก่ผู้ให้เช่าเป็นรายเดือนละ 8500.00 บาท (แปดพันห้าร</w:t>
       </w:r>
       <w:r>
         <w:rPr>
@@ -522,7 +525,7 @@
           <w:sz w:val="25"/>
           <w:szCs w:val="25"/>
         </w:rPr>
-        <w:t>ำหนดชำระก่อน</w:t>
+        <w:t>้อย)มีกำหนดช</w:t>
       </w:r>
       <w:r>
         <w:rPr>
@@ -532,7 +535,7 @@
           <w:cs/>
           <w:lang w:bidi="th-TH"/>
         </w:rPr>
-        <w:t>วันท</w:t>
+        <w:t>ำระก</w:t>
       </w:r>
       <w:r>
         <w:rPr>
@@ -540,7 +543,7 @@
           <w:sz w:val="25"/>
           <w:szCs w:val="25"/>
         </w:rPr>
-        <w:t>ี่ 22/03/2026 เพื่</w:t>
+        <w:t>่อนวันที่ 06/04/20</w:t>
       </w:r>
       <w:r>
         <w:rPr>
@@ -550,7 +553,7 @@
           <w:cs/>
           <w:lang w:bidi="th-TH"/>
         </w:rPr>
-        <w:t>อเริ่มสัญญาเช่า ฉบับนี</w:t>
+        <w:t>26 เพื่อเริ่มสัญญาเช่า</w:t>
       </w:r>
       <w:r>
         <w:rPr>
@@ -558,7 +561,7 @@
           <w:sz w:val="25"/>
           <w:szCs w:val="25"/>
         </w:rPr>
-        <w:t>้</w:t>
+        <w:t xml:space="preserve"> </w:t>
       </w:r>
       <w:r>
         <w:rPr>
@@ -566,7 +569,7 @@
           <w:sz w:val="25"/>
           <w:szCs w:val="25"/>
         </w:rPr>
-        <w:t xml:space="preserve"> และ จะต้</w:t>
+        <w:t>ฉบับนี้ แ</w:t>
       </w:r>
       <w:r>
         <w:rPr>
@@ -574,7 +577,7 @@
           <w:sz w:val="25"/>
           <w:szCs w:val="25"/>
         </w:rPr>
-        <w:t>อง</w:t>
+        <w:t>ละ</w:t>
       </w:r>
       <w:r>
         <w:rPr>
@@ -584,7 +587,7 @@
           <w:cs/>
           <w:lang w:bidi="th-TH"/>
         </w:rPr>
-        <w:t>ชำระก่อนวันที่ 5 ของทุก ๆ เดือนโดยที่หากผู้เช่า เลยก</w:t>
+        <w:t xml:space="preserve"> จะต้องชำระก่อนวันที่ 5 ของทุก ๆ เดือนโดยที่หากผู้เช</w:t>
       </w:r>
       <w:r>
         <w:rPr>
@@ -593,7 +596,7 @@
           <w:szCs w:val="25"/>
           <w:lang w:bidi="th-TH"/>
         </w:rPr>
-        <w:t>ำห</w:t>
+        <w:t>่า</w:t>
       </w:r>
       <w:r>
         <w:rPr>
@@ -602,7 +605,7 @@
           <w:szCs w:val="25"/>
           <w:lang w:bidi="th-TH"/>
         </w:rPr>
-        <w:t>นด จะมีการปรับต</w:t>
+        <w:t xml:space="preserve"> เลยกำหนด จะมีก</w:t>
       </w:r>
       <w:r>
         <w:rPr>
@@ -621,7 +624,7 @@
           <w:cs/>
           <w:lang w:bidi="th-TH"/>
         </w:rPr>
-        <w:t>ม</w:t>
+        <w:t>ร</w:t>
       </w:r>
       <w:r>
         <w:rPr>
@@ -631,7 +634,7 @@
           <w:cs/>
           <w:lang w:bidi="th-TH"/>
         </w:rPr>
-        <w:t>วันที่ผู้เช่าเลย ค่า</w:t>
+        <w:t>ปรับตามวันที่ผู้เช่า</w:t>
       </w:r>
       <w:r>
         <w:rPr>
@@ -641,7 +644,7 @@
           <w:cs/>
           <w:lang w:bidi="th-TH"/>
         </w:rPr>
-        <w:t>ปรั</w:t>
+        <w:t>เลย</w:t>
       </w:r>
       <w:r>
         <w:rPr>
@@ -651,7 +654,7 @@
           <w:cs/>
           <w:lang w:bidi="th-TH"/>
         </w:rPr>
-        <w:t>บ 20.00</w:t>
+        <w:t xml:space="preserve"> ค่าปรั</w:t>
       </w:r>
       <w:r>
         <w:rPr>
@@ -661,7 +664,7 @@
           <w:cs/>
           <w:lang w:bidi="th-TH"/>
         </w:rPr>
-        <w:t xml:space="preserve"> และได้มีเงินประกัน 5500.0 บาท (ห้าพันห้าร้อย) ห</w:t>
+        <w:t xml:space="preserve">บ 20.00 และได้มีเงินประกัน 7000.0 บาท (เจ็ดพัน) </w:t>
       </w:r>
       <w:r>
         <w:rPr>
@@ -670,7 +673,7 @@
           <w:szCs w:val="25"/>
           <w:lang w:bidi="th-TH"/>
         </w:rPr>
-        <w:t>าก</w:t>
+        <w:t>หา</w:t>
       </w:r>
       <w:r>
         <w:rPr>
@@ -679,7 +682,7 @@
           <w:szCs w:val="25"/>
           <w:lang w:bidi="th-TH"/>
         </w:rPr>
-        <w:t>เมื่อครบกำ</w:t>
+        <w:t>กเมื่อครบก</w:t>
       </w:r>
       <w:r>
         <w:rPr>
@@ -688,7 +691,7 @@
           <w:szCs w:val="25"/>
           <w:lang w:bidi="th-TH"/>
         </w:rPr>
-        <w:t>ห</w:t>
+        <w:t>ำ</w:t>
       </w:r>
       <w:r>
         <w:rPr>
@@ -698,7 +701,7 @@
           <w:cs/>
           <w:lang w:bidi="th-TH"/>
         </w:rPr>
-        <w:t>นดระยะเวลาเช่าผู้ให้</w:t>
+        <w:t>หนดระยะเวลาเช่าผู้ให</w:t>
       </w:r>
       <w:r>
         <w:rPr>
@@ -706,7 +709,7 @@
           <w:sz w:val="25"/>
           <w:szCs w:val="25"/>
         </w:rPr>
-        <w:t>เช่าจะคืนใ</w:t>
+        <w:t>้เช่าจะคืน</w:t>
       </w:r>
       <w:r>
         <w:rPr>
@@ -716,7 +719,7 @@
           <w:cs/>
           <w:lang w:bidi="th-TH"/>
         </w:rPr>
-        <w:t>ห้ผู</w:t>
+        <w:t>ให้ผ</w:t>
       </w:r>
       <w:r>
         <w:rPr>
@@ -724,7 +727,7 @@
           <w:sz w:val="25"/>
           <w:szCs w:val="25"/>
         </w:rPr>
-        <w:t>้เช่าทันที</w:t>
+        <w:t>ู้เช่าทันที</w:t>
       </w:r>
       <w:r>
         <w:rPr>
@@ -947,7 +950,9 @@
           <w:sz w:val="25"/>
           <w:szCs w:val="25"/>
         </w:rPr>
-        <w:t>ค่าทําสะอาด พิเศษ 450.00 บา</w:t>
+        <w:t>อินเทอร์เน็ต 300.00 บาท</w:t>
+        <w:tab/>
+        <w:t xml:space="preserve"> </w:t>
       </w:r>
       <w:r>
         <w:rPr>
@@ -956,7 +961,6 @@
           <w:szCs w:val="25"/>
           <w:lang w:bidi="th-TH"/>
         </w:rPr>
-        <w:t>ท</w:t>
       </w:r>
       <w:r>
         <w:rPr>
@@ -964,8 +968,6 @@
           <w:sz w:val="25"/>
           <w:szCs w:val="25"/>
         </w:rPr>
-        <w:tab/>
-        <w:t xml:space="preserve"> </w:t>
       </w:r>
     </w:p>
     <w:p>
@@ -983,7 +985,7 @@
           <w:sz w:val="25"/>
           <w:szCs w:val="25"/>
         </w:rPr>
-        <w:t>อินเทอร์เน็ต 300.00 บาท</w:t>
+        <w:t>ค่าจอดรถ 40.00 บาท</w:t>
         <w:tab/>
         <w:t xml:space="preserve"> </w:t>
         <w:tab/>
